--- a/downloads/handouts/Unit 02/Handout 02.21 - Career Cluster Walk Posters and Match Sheet.docx
+++ b/downloads/handouts/Unit 02/Handout 02.21 - Career Cluster Walk Posters and Match Sheet.docx
@@ -156,7 +156,7 @@
         <w:pStyle w:val="Compact"/>
       </w:pPr>
       <w:r>
-        <w:t xml:space="preserve">Electrician (wires buildings; apprenticeship)</w:t>
+        <w:t xml:space="preserve">Electrician (wires buildings; an apprenticeship, which is paid training on the job)</w:t>
       </w:r>
     </w:p>
     <w:p>
@@ -180,7 +180,7 @@
         <w:pStyle w:val="Compact"/>
       </w:pPr>
       <w:r>
-        <w:t xml:space="preserve">Carpenter (builds with wood; apprenticeship or on-the-job training)</w:t>
+        <w:t xml:space="preserve">Carpenter (builds with wood; an apprenticeship or on-the-job training)</w:t>
       </w:r>
     </w:p>
     <w:p>
@@ -1014,7 +1014,7 @@
         <w:pStyle w:val="Compact"/>
       </w:pPr>
       <w:r>
-        <w:t xml:space="preserve">Machinist (cuts and shapes metal parts; apprenticeship or a certificate)</w:t>
+        <w:t xml:space="preserve">Machinist (cuts and shapes metal parts; an apprenticeship, which is paid training on the job, or a certificate)</w:t>
       </w:r>
     </w:p>
     <w:p>
